--- a/syllabus.docx
+++ b/syllabus.docx
@@ -1305,31 +1305,160 @@
         <w:pStyle w:val="FirstParagraph"/>
       </w:pPr>
       <w:r>
-        <w:t xml:space="preserve">Students will have access to weekly thirty-minute one-on-one office hours</w:t>
-      </w:r>
-      <w:r>
-        <w:t xml:space="preserve"> </w:t>
-      </w:r>
-      <w:r>
-        <w:t xml:space="preserve">with the industry mentor, in addition to scheduled lectures and</w:t>
-      </w:r>
-      <w:r>
-        <w:t xml:space="preserve"> </w:t>
-      </w:r>
-      <w:r>
-        <w:t xml:space="preserve">recitations. Office hours are intended for clarification of difficult</w:t>
-      </w:r>
-      <w:r>
-        <w:t xml:space="preserve"> </w:t>
-      </w:r>
-      <w:r>
-        <w:t xml:space="preserve">material, code review of milestone deliverables, and discussion of</w:t>
-      </w:r>
-      <w:r>
-        <w:t xml:space="preserve"> </w:t>
-      </w:r>
-      <w:r>
-        <w:t xml:space="preserve">research directions for the final week.</w:t>
+        <w:t xml:space="preserve">Because the industry mentor contributes on a volunteer basis alongside a</w:t>
+      </w:r>
+      <w:r>
+        <w:t xml:space="preserve"> </w:t>
+      </w:r>
+      <w:r>
+        <w:t xml:space="preserve">full-time role, mentorship is primarily</w:t>
+      </w:r>
+      <w:r>
+        <w:t xml:space="preserve"> </w:t>
+      </w:r>
+      <w:r>
+        <w:rPr>
+          <w:b/>
+          <w:bCs/>
+        </w:rPr>
+        <w:t xml:space="preserve">asynchronous</w:t>
+      </w:r>
+      <w:r>
+        <w:t xml:space="preserve"> </w:t>
+      </w:r>
+      <w:r>
+        <w:t xml:space="preserve">and carries</w:t>
+      </w:r>
+      <w:r>
+        <w:t xml:space="preserve"> </w:t>
+      </w:r>
+      <w:r>
+        <w:rPr>
+          <w:b/>
+          <w:bCs/>
+        </w:rPr>
+        <w:t xml:space="preserve">no</w:t>
+      </w:r>
+      <w:r>
+        <w:rPr>
+          <w:b/>
+          <w:bCs/>
+        </w:rPr>
+        <w:t xml:space="preserve"> </w:t>
+      </w:r>
+      <w:r>
+        <w:rPr>
+          <w:b/>
+          <w:bCs/>
+        </w:rPr>
+        <w:t xml:space="preserve">fixed weekly time commitment</w:t>
+      </w:r>
+      <w:r>
+        <w:t xml:space="preserve">. The mentor is reachable by</w:t>
+      </w:r>
+      <w:r>
+        <w:t xml:space="preserve"> </w:t>
+      </w:r>
+      <w:r>
+        <w:rPr>
+          <w:b/>
+          <w:bCs/>
+        </w:rPr>
+        <w:t xml:space="preserve">email and</w:t>
+      </w:r>
+      <w:r>
+        <w:rPr>
+          <w:b/>
+          <w:bCs/>
+        </w:rPr>
+        <w:t xml:space="preserve"> </w:t>
+      </w:r>
+      <w:r>
+        <w:rPr>
+          <w:b/>
+          <w:bCs/>
+        </w:rPr>
+        <w:t xml:space="preserve">Telegram</w:t>
+      </w:r>
+      <w:r>
+        <w:t xml:space="preserve">, and aims to respond within a few business days. This channel</w:t>
+      </w:r>
+      <w:r>
+        <w:t xml:space="preserve"> </w:t>
+      </w:r>
+      <w:r>
+        <w:t xml:space="preserve">is intended for clarification of difficult material, code review of</w:t>
+      </w:r>
+      <w:r>
+        <w:t xml:space="preserve"> </w:t>
+      </w:r>
+      <w:r>
+        <w:t xml:space="preserve">milestone deliverables, and discussion of research directions for the</w:t>
+      </w:r>
+      <w:r>
+        <w:t xml:space="preserve"> </w:t>
+      </w:r>
+      <w:r>
+        <w:t xml:space="preserve">final week; students should send specific, well-prepared questions</w:t>
+      </w:r>
+      <w:r>
+        <w:t xml:space="preserve"> </w:t>
+      </w:r>
+      <w:r>
+        <w:t xml:space="preserve">(including a minimal reproducible code snippet where relevant).</w:t>
+      </w:r>
+    </w:p>
+    <w:p>
+      <w:pPr>
+        <w:pStyle w:val="BodyText"/>
+      </w:pPr>
+      <w:r>
+        <w:t xml:space="preserve">When a question genuinely needs a live conversation,</w:t>
+      </w:r>
+      <w:r>
+        <w:t xml:space="preserve"> </w:t>
+      </w:r>
+      <w:r>
+        <w:rPr>
+          <w:b/>
+          <w:bCs/>
+        </w:rPr>
+        <w:t xml:space="preserve">bespoke one-on-one</w:t>
+      </w:r>
+      <w:r>
+        <w:rPr>
+          <w:b/>
+          <w:bCs/>
+        </w:rPr>
+        <w:t xml:space="preserve"> </w:t>
+      </w:r>
+      <w:r>
+        <w:rPr>
+          <w:b/>
+          <w:bCs/>
+        </w:rPr>
+        <w:t xml:space="preserve">sessions are arranged ad hoc</w:t>
+      </w:r>
+      <w:r>
+        <w:t xml:space="preserve">, subject to the mentor’s availability,</w:t>
+      </w:r>
+      <w:r>
+        <w:t xml:space="preserve"> </w:t>
+      </w:r>
+      <w:r>
+        <w:t xml:space="preserve">rather than on a standing weekly schedule. Day-to-day support — recitation,</w:t>
+      </w:r>
+      <w:r>
+        <w:t xml:space="preserve"> </w:t>
+      </w:r>
+      <w:r>
+        <w:t xml:space="preserve">office hours, and first-pass grading — is provided by the program tutors,</w:t>
+      </w:r>
+      <w:r>
+        <w:t xml:space="preserve"> </w:t>
+      </w:r>
+      <w:r>
+        <w:t xml:space="preserve">who escalate to the mentor as needed.</w:t>
       </w:r>
     </w:p>
     <w:bookmarkEnd w:id="17"/>
